--- a/lab1/exp1-manual.docx
+++ b/lab1/exp1-manual.docx
@@ -2380,7 +2380,7 @@
           <w:szCs w:val="28"/>
         </w:rPr>
         <w:drawing>
-          <wp:anchor distT="0" distB="0" distL="114300" distR="114300" simplePos="0" relativeHeight="251659264" behindDoc="0" locked="0" layoutInCell="1" allowOverlap="1">
+          <wp:anchor distT="0" distB="0" distL="114300" distR="114300" simplePos="0" relativeHeight="251659264" behindDoc="0" locked="0" layoutInCell="1" allowOverlap="1" wp14:anchorId="45F439C0" wp14:editId="455846A7">
             <wp:simplePos x="0" y="0"/>
             <wp:positionH relativeFrom="column">
               <wp:align>center</wp:align>
@@ -2798,13 +2798,23 @@
           <w:sz w:val="24"/>
           <w:szCs w:val="24"/>
         </w:rPr>
-        <w:t>中含有单词“</w:t>
-      </w:r>
-      <w:r>
-        <w:rPr>
-          <w:rFonts w:ascii="Times New Roman" w:hAnsi="Times New Roman" w:cs="Times New Roman" w:hint="eastAsia"/>
-          <w:sz w:val="24"/>
-          <w:szCs w:val="24"/>
+        <w:t>中含有</w:t>
+      </w:r>
+      <w:r>
+        <w:rPr>
+          <w:rFonts w:ascii="Times New Roman" w:hAnsi="Times New Roman" w:cs="Times New Roman" w:hint="eastAsia"/>
+          <w:sz w:val="24"/>
+          <w:szCs w:val="24"/>
+          <w:highlight w:val="yellow"/>
+        </w:rPr>
+        <w:t>单词“</w:t>
+      </w:r>
+      <w:r>
+        <w:rPr>
+          <w:rFonts w:ascii="Times New Roman" w:hAnsi="Times New Roman" w:cs="Times New Roman" w:hint="eastAsia"/>
+          <w:sz w:val="24"/>
+          <w:szCs w:val="24"/>
+          <w:highlight w:val="yellow"/>
         </w:rPr>
         <w:t>t</w:t>
       </w:r>
@@ -2813,6 +2823,7 @@
           <w:rFonts w:ascii="Times New Roman" w:hAnsi="Times New Roman" w:cs="Times New Roman"/>
           <w:sz w:val="24"/>
           <w:szCs w:val="24"/>
+          <w:highlight w:val="yellow"/>
         </w:rPr>
         <w:t>his</w:t>
       </w:r>
@@ -2821,8 +2832,17 @@
           <w:rFonts w:ascii="Times New Roman" w:hAnsi="Times New Roman" w:cs="Times New Roman" w:hint="eastAsia"/>
           <w:sz w:val="24"/>
           <w:szCs w:val="24"/>
-        </w:rPr>
-        <w:t>”？查询以如下形式返回：</w:t>
+          <w:highlight w:val="yellow"/>
+        </w:rPr>
+        <w:t>”</w:t>
+      </w:r>
+      <w:r>
+        <w:rPr>
+          <w:rFonts w:ascii="Times New Roman" w:hAnsi="Times New Roman" w:cs="Times New Roman" w:hint="eastAsia"/>
+          <w:sz w:val="24"/>
+          <w:szCs w:val="24"/>
+        </w:rPr>
+        <w:t>？查询以如下形式返回：</w:t>
       </w:r>
       <w:r>
         <w:rPr>
@@ -3646,7 +3666,24 @@
           <w:sz w:val="24"/>
           <w:szCs w:val="24"/>
         </w:rPr>
-        <w:t>找到可获取的食物的数量，和购买所有种类食物至少各一次的玩家。查询以如下形式返回：</w:t>
+        <w:t>找到</w:t>
+      </w:r>
+      <w:r>
+        <w:rPr>
+          <w:rFonts w:ascii="Times New Roman" w:hAnsi="Times New Roman" w:cs="Times New Roman" w:hint="eastAsia"/>
+          <w:sz w:val="24"/>
+          <w:szCs w:val="24"/>
+          <w:highlight w:val="yellow"/>
+        </w:rPr>
+        <w:t>可获取</w:t>
+      </w:r>
+      <w:r>
+        <w:rPr>
+          <w:rFonts w:ascii="Times New Roman" w:hAnsi="Times New Roman" w:cs="Times New Roman" w:hint="eastAsia"/>
+          <w:sz w:val="24"/>
+          <w:szCs w:val="24"/>
+        </w:rPr>
+        <w:t>的食物的数量，和购买所有种类食物至少各一次的玩家。查询以如下形式返回：</w:t>
       </w:r>
       <w:r>
         <w:rPr>
